--- a/github-portfolio/pwp/style-guide.docx
+++ b/github-portfolio/pwp/style-guide.docx
@@ -7,12 +7,16 @@
         <w:jc w:val="center"/>
         <w:rPr>
           <w:rFonts w:ascii="Times New Roman" w:hAnsi="Times New Roman" w:cs="Times New Roman"/>
+          <w:sz w:val="40"/>
+          <w:szCs w:val="40"/>
           <w:u w:val="single"/>
         </w:rPr>
       </w:pPr>
       <w:r>
         <w:rPr>
           <w:rFonts w:ascii="Times New Roman" w:hAnsi="Times New Roman" w:cs="Times New Roman"/>
+          <w:sz w:val="40"/>
+          <w:szCs w:val="40"/>
           <w:u w:val="single"/>
         </w:rPr>
         <w:t>‘Edible Native Flowers to Washington State’ Style Guide</w:t>
@@ -124,7 +128,7 @@
         </w:rPr>
         <w:t xml:space="preserve">Washington Native Plant Society (link: </w:t>
       </w:r>
-      <w:hyperlink r:id="rId4" w:history="1">
+      <w:hyperlink r:id="rId5" w:history="1">
         <w:r>
           <w:rPr>
             <w:rStyle w:val="Hyperlink"/>
@@ -139,7 +143,7 @@
         </w:rPr>
         <w:t xml:space="preserve">), Wild Foods and Medicines (link: </w:t>
       </w:r>
-      <w:hyperlink r:id="rId5" w:history="1">
+      <w:hyperlink r:id="rId6" w:history="1">
         <w:r>
           <w:rPr>
             <w:rStyle w:val="Hyperlink"/>
@@ -154,7 +158,7 @@
         </w:rPr>
         <w:t xml:space="preserve">), Edible Wild Food (link: </w:t>
       </w:r>
-      <w:hyperlink r:id="rId6" w:history="1">
+      <w:hyperlink r:id="rId7" w:history="1">
         <w:r>
           <w:rPr>
             <w:rStyle w:val="Hyperlink"/>
@@ -167,13 +171,7 @@
         <w:rPr>
           <w:rFonts w:ascii="Times New Roman" w:hAnsi="Times New Roman" w:cs="Times New Roman"/>
         </w:rPr>
-        <w:t>)</w:t>
-      </w:r>
-      <w:r>
-        <w:rPr>
-          <w:rFonts w:ascii="Times New Roman" w:hAnsi="Times New Roman" w:cs="Times New Roman"/>
-        </w:rPr>
-        <w:t xml:space="preserve">, </w:t>
+        <w:t xml:space="preserve">), </w:t>
       </w:r>
       <w:r>
         <w:rPr>
@@ -181,7 +179,7 @@
         </w:rPr>
         <w:t>Wild Edible Plants of the Pacific Northwest (</w:t>
       </w:r>
-      <w:hyperlink r:id="rId7" w:history="1">
+      <w:hyperlink r:id="rId8" w:history="1">
         <w:r>
           <w:rPr>
             <w:rStyle w:val="Hyperlink"/>
@@ -208,7 +206,7 @@
         </w:rPr>
         <w:t>(</w:t>
       </w:r>
-      <w:hyperlink r:id="rId8" w:history="1">
+      <w:hyperlink r:id="rId9" w:history="1">
         <w:r>
           <w:rPr>
             <w:rStyle w:val="Hyperlink"/>
@@ -416,7 +414,7 @@
                           <pic:cNvPicPr/>
                         </pic:nvPicPr>
                         <pic:blipFill>
-                          <a:blip r:embed="rId9" cstate="print">
+                          <a:blip r:embed="rId10" cstate="print">
                             <a:extLst>
                               <a:ext uri="{28A0092B-C50C-407E-A947-70E740481C1C}">
                                 <a14:useLocalDpi xmlns:a14="http://schemas.microsoft.com/office/drawing/2010/main" val="0"/>
@@ -496,7 +494,7 @@
                           <pic:cNvPicPr/>
                         </pic:nvPicPr>
                         <pic:blipFill>
-                          <a:blip r:embed="rId10" cstate="print">
+                          <a:blip r:embed="rId11" cstate="print">
                             <a:extLst>
                               <a:ext uri="{28A0092B-C50C-407E-A947-70E740481C1C}">
                                 <a14:useLocalDpi xmlns:a14="http://schemas.microsoft.com/office/drawing/2010/main" val="0"/>
@@ -575,7 +573,7 @@
                           <pic:cNvPicPr/>
                         </pic:nvPicPr>
                         <pic:blipFill>
-                          <a:blip r:embed="rId11" cstate="print">
+                          <a:blip r:embed="rId12" cstate="print">
                             <a:extLst>
                               <a:ext uri="{28A0092B-C50C-407E-A947-70E740481C1C}">
                                 <a14:useLocalDpi xmlns:a14="http://schemas.microsoft.com/office/drawing/2010/main" val="0"/>
@@ -639,7 +637,7 @@
                 <w:noProof/>
               </w:rPr>
               <w:drawing>
-                <wp:inline distT="0" distB="0" distL="0" distR="0" wp14:anchorId="07C1D253" wp14:editId="747FB1DF">
+                <wp:inline distT="0" distB="0" distL="0" distR="0" wp14:anchorId="07C1D253" wp14:editId="6D380CFA">
                   <wp:extent cx="1166277" cy="1598140"/>
                   <wp:effectExtent l="0" t="0" r="0" b="2540"/>
                   <wp:docPr id="1132859071" name="Picture 4"/>
@@ -654,7 +652,7 @@
                           <pic:cNvPicPr/>
                         </pic:nvPicPr>
                         <pic:blipFill>
-                          <a:blip r:embed="rId12" cstate="print">
+                          <a:blip r:embed="rId13" cstate="print">
                             <a:extLst>
                               <a:ext uri="{28A0092B-C50C-407E-A947-70E740481C1C}">
                                 <a14:useLocalDpi xmlns:a14="http://schemas.microsoft.com/office/drawing/2010/main" val="0"/>
@@ -733,7 +731,7 @@
                           <pic:cNvPicPr/>
                         </pic:nvPicPr>
                         <pic:blipFill>
-                          <a:blip r:embed="rId13" cstate="print">
+                          <a:blip r:embed="rId14" cstate="print">
                             <a:extLst>
                               <a:ext uri="{28A0092B-C50C-407E-A947-70E740481C1C}">
                                 <a14:useLocalDpi xmlns:a14="http://schemas.microsoft.com/office/drawing/2010/main" val="0"/>
@@ -824,7 +822,7 @@
                           <pic:cNvPicPr/>
                         </pic:nvPicPr>
                         <pic:blipFill>
-                          <a:blip r:embed="rId14" cstate="print">
+                          <a:blip r:embed="rId15" cstate="print">
                             <a:extLst>
                               <a:ext uri="{28A0092B-C50C-407E-A947-70E740481C1C}">
                                 <a14:useLocalDpi xmlns:a14="http://schemas.microsoft.com/office/drawing/2010/main" val="0"/>
@@ -910,7 +908,7 @@
                           <pic:cNvPicPr/>
                         </pic:nvPicPr>
                         <pic:blipFill>
-                          <a:blip r:embed="rId15" cstate="print">
+                          <a:blip r:embed="rId16" cstate="print">
                             <a:extLst>
                               <a:ext uri="{28A0092B-C50C-407E-A947-70E740481C1C}">
                                 <a14:useLocalDpi xmlns:a14="http://schemas.microsoft.com/office/drawing/2010/main" val="0"/>
@@ -1192,21 +1190,7 @@
         <w:rPr>
           <w:rFonts w:ascii="Times New Roman" w:hAnsi="Times New Roman" w:cs="Times New Roman"/>
         </w:rPr>
-        <w:t xml:space="preserve">s have top and bottom </w:t>
-      </w:r>
-      <w:proofErr w:type="gramStart"/>
-      <w:r>
-        <w:rPr>
-          <w:rFonts w:ascii="Times New Roman" w:hAnsi="Times New Roman" w:cs="Times New Roman"/>
-        </w:rPr>
-        <w:t>margin</w:t>
-      </w:r>
-      <w:proofErr w:type="gramEnd"/>
-      <w:r>
-        <w:rPr>
-          <w:rFonts w:ascii="Times New Roman" w:hAnsi="Times New Roman" w:cs="Times New Roman"/>
-        </w:rPr>
-        <w:t xml:space="preserve"> of 0rem and left and right margin of 0.5rem. The text decoration is none and the color is light gray.</w:t>
+        <w:t>s have top and bottom margin of 0rem and left and right margin of 0.5rem. The text decoration is none and the color is light gray.</w:t>
       </w:r>
     </w:p>
     <w:p>
@@ -2087,13 +2071,7 @@
         <w:rPr>
           <w:rFonts w:ascii="Times New Roman" w:hAnsi="Times New Roman" w:cs="Times New Roman"/>
         </w:rPr>
-        <w:t>The yarrow, hawthorn, violet, rose, salal, fireweed, yarrow recipes, hawthorn recipes, violet recipes, rose recipes, salal recipes, and fireweed recipes classes</w:t>
-      </w:r>
-      <w:r>
-        <w:rPr>
-          <w:rFonts w:ascii="Times New Roman" w:hAnsi="Times New Roman" w:cs="Times New Roman"/>
-        </w:rPr>
-        <w:t xml:space="preserve"> images have a display of flex.</w:t>
+        <w:t>The yarrow, hawthorn, violet, rose, salal, fireweed, yarrow recipes, hawthorn recipes, violet recipes, rose recipes, salal recipes, and fireweed recipes classes images have a display of flex.</w:t>
       </w:r>
     </w:p>
     <w:p>
@@ -2294,67 +2272,6 @@
                 <pic:pic xmlns:pic="http://schemas.openxmlformats.org/drawingml/2006/picture">
                   <pic:nvPicPr>
                     <pic:cNvPr id="0" name="Picture 1"/>
-                    <pic:cNvPicPr>
-                      <a:picLocks noChangeAspect="1" noChangeArrowheads="1"/>
-                    </pic:cNvPicPr>
-                  </pic:nvPicPr>
-                  <pic:blipFill>
-                    <a:blip r:embed="rId16" cstate="print">
-                      <a:extLst>
-                        <a:ext uri="{28A0092B-C50C-407E-A947-70E740481C1C}">
-                          <a14:useLocalDpi xmlns:a14="http://schemas.microsoft.com/office/drawing/2010/main" val="0"/>
-                        </a:ext>
-                      </a:extLst>
-                    </a:blip>
-                    <a:srcRect/>
-                    <a:stretch>
-                      <a:fillRect/>
-                    </a:stretch>
-                  </pic:blipFill>
-                  <pic:spPr bwMode="auto">
-                    <a:xfrm rot="5400000">
-                      <a:off x="0" y="0"/>
-                      <a:ext cx="5943600" cy="4459605"/>
-                    </a:xfrm>
-                    <a:prstGeom prst="rect">
-                      <a:avLst/>
-                    </a:prstGeom>
-                    <a:noFill/>
-                    <a:ln>
-                      <a:noFill/>
-                    </a:ln>
-                  </pic:spPr>
-                </pic:pic>
-              </a:graphicData>
-            </a:graphic>
-          </wp:inline>
-        </w:drawing>
-      </w:r>
-    </w:p>
-    <w:p>
-      <w:pPr>
-        <w:rPr>
-          <w:rFonts w:ascii="Times New Roman" w:hAnsi="Times New Roman" w:cs="Times New Roman"/>
-        </w:rPr>
-      </w:pPr>
-      <w:r>
-        <w:rPr>
-          <w:noProof/>
-        </w:rPr>
-        <w:lastRenderedPageBreak/>
-        <w:drawing>
-          <wp:inline distT="0" distB="0" distL="0" distR="0" wp14:anchorId="69F1E24D" wp14:editId="3C188417">
-            <wp:extent cx="5943600" cy="4459605"/>
-            <wp:effectExtent l="0" t="953" r="0" b="0"/>
-            <wp:docPr id="1835920757" name="Picture 12"/>
-            <wp:cNvGraphicFramePr>
-              <a:graphicFrameLocks xmlns:a="http://schemas.openxmlformats.org/drawingml/2006/main" noChangeAspect="1"/>
-            </wp:cNvGraphicFramePr>
-            <a:graphic xmlns:a="http://schemas.openxmlformats.org/drawingml/2006/main">
-              <a:graphicData uri="http://schemas.openxmlformats.org/drawingml/2006/picture">
-                <pic:pic xmlns:pic="http://schemas.openxmlformats.org/drawingml/2006/picture">
-                  <pic:nvPicPr>
-                    <pic:cNvPr id="0" name="Picture 3"/>
                     <pic:cNvPicPr>
                       <a:picLocks noChangeAspect="1" noChangeArrowheads="1"/>
                     </pic:cNvPicPr>
@@ -2400,6 +2317,67 @@
       </w:pPr>
       <w:r>
         <w:rPr>
+          <w:noProof/>
+        </w:rPr>
+        <w:lastRenderedPageBreak/>
+        <w:drawing>
+          <wp:inline distT="0" distB="0" distL="0" distR="0" wp14:anchorId="69F1E24D" wp14:editId="3C188417">
+            <wp:extent cx="5943600" cy="4459605"/>
+            <wp:effectExtent l="0" t="953" r="0" b="0"/>
+            <wp:docPr id="1835920757" name="Picture 12"/>
+            <wp:cNvGraphicFramePr>
+              <a:graphicFrameLocks xmlns:a="http://schemas.openxmlformats.org/drawingml/2006/main" noChangeAspect="1"/>
+            </wp:cNvGraphicFramePr>
+            <a:graphic xmlns:a="http://schemas.openxmlformats.org/drawingml/2006/main">
+              <a:graphicData uri="http://schemas.openxmlformats.org/drawingml/2006/picture">
+                <pic:pic xmlns:pic="http://schemas.openxmlformats.org/drawingml/2006/picture">
+                  <pic:nvPicPr>
+                    <pic:cNvPr id="0" name="Picture 3"/>
+                    <pic:cNvPicPr>
+                      <a:picLocks noChangeAspect="1" noChangeArrowheads="1"/>
+                    </pic:cNvPicPr>
+                  </pic:nvPicPr>
+                  <pic:blipFill>
+                    <a:blip r:embed="rId18" cstate="print">
+                      <a:extLst>
+                        <a:ext uri="{28A0092B-C50C-407E-A947-70E740481C1C}">
+                          <a14:useLocalDpi xmlns:a14="http://schemas.microsoft.com/office/drawing/2010/main" val="0"/>
+                        </a:ext>
+                      </a:extLst>
+                    </a:blip>
+                    <a:srcRect/>
+                    <a:stretch>
+                      <a:fillRect/>
+                    </a:stretch>
+                  </pic:blipFill>
+                  <pic:spPr bwMode="auto">
+                    <a:xfrm rot="5400000">
+                      <a:off x="0" y="0"/>
+                      <a:ext cx="5943600" cy="4459605"/>
+                    </a:xfrm>
+                    <a:prstGeom prst="rect">
+                      <a:avLst/>
+                    </a:prstGeom>
+                    <a:noFill/>
+                    <a:ln>
+                      <a:noFill/>
+                    </a:ln>
+                  </pic:spPr>
+                </pic:pic>
+              </a:graphicData>
+            </a:graphic>
+          </wp:inline>
+        </w:drawing>
+      </w:r>
+    </w:p>
+    <w:p>
+      <w:pPr>
+        <w:rPr>
+          <w:rFonts w:ascii="Times New Roman" w:hAnsi="Times New Roman" w:cs="Times New Roman"/>
+        </w:rPr>
+      </w:pPr>
+      <w:r>
+        <w:rPr>
           <w:rFonts w:ascii="Times New Roman" w:hAnsi="Times New Roman" w:cs="Times New Roman"/>
         </w:rPr>
         <w:t>Graphic/Image Licensing:</w:t>
@@ -2523,7 +2501,7 @@
                           <pic:cNvPicPr/>
                         </pic:nvPicPr>
                         <pic:blipFill>
-                          <a:blip r:embed="rId18" cstate="print">
+                          <a:blip r:embed="rId19" cstate="print">
                             <a:extLst>
                               <a:ext uri="{28A0092B-C50C-407E-A947-70E740481C1C}">
                                 <a14:useLocalDpi xmlns:a14="http://schemas.microsoft.com/office/drawing/2010/main" val="0"/>
@@ -2573,7 +2551,7 @@
               </w:rPr>
               <w:t xml:space="preserve">: </w:t>
             </w:r>
-            <w:hyperlink r:id="rId19" w:history="1">
+            <w:hyperlink r:id="rId20" w:history="1">
               <w:r>
                 <w:rPr>
                   <w:rStyle w:val="Hyperlink"/>
@@ -2663,7 +2641,7 @@
                           <pic:cNvPicPr/>
                         </pic:nvPicPr>
                         <pic:blipFill>
-                          <a:blip r:embed="rId20" cstate="print">
+                          <a:blip r:embed="rId21" cstate="print">
                             <a:extLst>
                               <a:ext uri="{28A0092B-C50C-407E-A947-70E740481C1C}">
                                 <a14:useLocalDpi xmlns:a14="http://schemas.microsoft.com/office/drawing/2010/main" val="0"/>
@@ -2713,7 +2691,7 @@
               </w:rPr>
               <w:t xml:space="preserve"> </w:t>
             </w:r>
-            <w:hyperlink r:id="rId21" w:history="1">
+            <w:hyperlink r:id="rId22" w:history="1">
               <w:r>
                 <w:rPr>
                   <w:rStyle w:val="Hyperlink"/>
@@ -2807,7 +2785,7 @@
                           <pic:cNvPicPr/>
                         </pic:nvPicPr>
                         <pic:blipFill>
-                          <a:blip r:embed="rId22" cstate="print">
+                          <a:blip r:embed="rId23" cstate="print">
                             <a:extLst>
                               <a:ext uri="{28A0092B-C50C-407E-A947-70E740481C1C}">
                                 <a14:useLocalDpi xmlns:a14="http://schemas.microsoft.com/office/drawing/2010/main" val="0"/>
@@ -2857,7 +2835,7 @@
               </w:rPr>
               <w:t xml:space="preserve"> </w:t>
             </w:r>
-            <w:hyperlink r:id="rId23" w:history="1">
+            <w:hyperlink r:id="rId24" w:history="1">
               <w:r>
                 <w:rPr>
                   <w:rStyle w:val="Hyperlink"/>
@@ -2957,7 +2935,7 @@
                           <pic:cNvPicPr/>
                         </pic:nvPicPr>
                         <pic:blipFill>
-                          <a:blip r:embed="rId24" cstate="print">
+                          <a:blip r:embed="rId25" cstate="print">
                             <a:extLst>
                               <a:ext uri="{28A0092B-C50C-407E-A947-70E740481C1C}">
                                 <a14:useLocalDpi xmlns:a14="http://schemas.microsoft.com/office/drawing/2010/main" val="0"/>
@@ -3001,7 +2979,7 @@
               </w:rPr>
               <w:t xml:space="preserve">Link: </w:t>
             </w:r>
-            <w:hyperlink r:id="rId25" w:history="1">
+            <w:hyperlink r:id="rId26" w:history="1">
               <w:r>
                 <w:rPr>
                   <w:rStyle w:val="Hyperlink"/>
@@ -3034,13 +3012,7 @@
               <w:rPr>
                 <w:rFonts w:ascii="Times New Roman" w:hAnsi="Times New Roman" w:cs="Times New Roman"/>
               </w:rPr>
-              <w:t xml:space="preserve">License: </w:t>
-            </w:r>
-            <w:r>
-              <w:rPr>
-                <w:rFonts w:ascii="Times New Roman" w:hAnsi="Times New Roman" w:cs="Times New Roman"/>
-              </w:rPr>
-              <w:t>Creative Commons 3.0/2.5</w:t>
+              <w:t>License: Creative Commons 3.0/2.5</w:t>
             </w:r>
           </w:p>
         </w:tc>
@@ -3096,7 +3068,7 @@
                           <pic:cNvPicPr/>
                         </pic:nvPicPr>
                         <pic:blipFill>
-                          <a:blip r:embed="rId26" cstate="print">
+                          <a:blip r:embed="rId27" cstate="print">
                             <a:extLst>
                               <a:ext uri="{28A0092B-C50C-407E-A947-70E740481C1C}">
                                 <a14:useLocalDpi xmlns:a14="http://schemas.microsoft.com/office/drawing/2010/main" val="0"/>
@@ -3140,7 +3112,7 @@
               </w:rPr>
               <w:t xml:space="preserve">Link: </w:t>
             </w:r>
-            <w:hyperlink r:id="rId27" w:history="1">
+            <w:hyperlink r:id="rId28" w:history="1">
               <w:r>
                 <w:rPr>
                   <w:rStyle w:val="Hyperlink"/>
@@ -3228,7 +3200,7 @@
                           <pic:cNvPicPr/>
                         </pic:nvPicPr>
                         <pic:blipFill>
-                          <a:blip r:embed="rId28" cstate="print">
+                          <a:blip r:embed="rId29" cstate="print">
                             <a:extLst>
                               <a:ext uri="{28A0092B-C50C-407E-A947-70E740481C1C}">
                                 <a14:useLocalDpi xmlns:a14="http://schemas.microsoft.com/office/drawing/2010/main" val="0"/>
@@ -3272,7 +3244,7 @@
               </w:rPr>
               <w:t xml:space="preserve">Link: </w:t>
             </w:r>
-            <w:hyperlink r:id="rId29" w:history="1">
+            <w:hyperlink r:id="rId30" w:history="1">
               <w:r>
                 <w:rPr>
                   <w:rStyle w:val="Hyperlink"/>
@@ -3361,7 +3333,7 @@
                           <pic:cNvPicPr/>
                         </pic:nvPicPr>
                         <pic:blipFill>
-                          <a:blip r:embed="rId30" cstate="print">
+                          <a:blip r:embed="rId31" cstate="print">
                             <a:extLst>
                               <a:ext uri="{28A0092B-C50C-407E-A947-70E740481C1C}">
                                 <a14:useLocalDpi xmlns:a14="http://schemas.microsoft.com/office/drawing/2010/main" val="0"/>
@@ -3405,7 +3377,7 @@
               </w:rPr>
               <w:t xml:space="preserve">Link: </w:t>
             </w:r>
-            <w:hyperlink r:id="rId31" w:history="1">
+            <w:hyperlink r:id="rId32" w:history="1">
               <w:r>
                 <w:rPr>
                   <w:rStyle w:val="Hyperlink"/>
@@ -3493,7 +3465,7 @@
                           <pic:cNvPicPr/>
                         </pic:nvPicPr>
                         <pic:blipFill>
-                          <a:blip r:embed="rId32" cstate="print">
+                          <a:blip r:embed="rId33" cstate="print">
                             <a:extLst>
                               <a:ext uri="{28A0092B-C50C-407E-A947-70E740481C1C}">
                                 <a14:useLocalDpi xmlns:a14="http://schemas.microsoft.com/office/drawing/2010/main" val="0"/>
@@ -3537,7 +3509,7 @@
               </w:rPr>
               <w:t xml:space="preserve">Link: </w:t>
             </w:r>
-            <w:hyperlink r:id="rId33" w:history="1">
+            <w:hyperlink r:id="rId34" w:history="1">
               <w:r>
                 <w:rPr>
                   <w:rStyle w:val="Hyperlink"/>
@@ -3632,7 +3604,7 @@
                           <pic:cNvPicPr/>
                         </pic:nvPicPr>
                         <pic:blipFill>
-                          <a:blip r:embed="rId34" cstate="print">
+                          <a:blip r:embed="rId35" cstate="print">
                             <a:extLst>
                               <a:ext uri="{28A0092B-C50C-407E-A947-70E740481C1C}">
                                 <a14:useLocalDpi xmlns:a14="http://schemas.microsoft.com/office/drawing/2010/main" val="0"/>
@@ -3676,7 +3648,7 @@
               </w:rPr>
               <w:t xml:space="preserve">Link: </w:t>
             </w:r>
-            <w:hyperlink r:id="rId35" w:history="1">
+            <w:hyperlink r:id="rId36" w:history="1">
               <w:r>
                 <w:rPr>
                   <w:rStyle w:val="Hyperlink"/>
@@ -3722,6 +3694,1417 @@
         </w:rPr>
       </w:pPr>
     </w:p>
+    <w:p>
+      <w:pPr>
+        <w:jc w:val="center"/>
+        <w:rPr>
+          <w:rFonts w:ascii="Times New Roman" w:hAnsi="Times New Roman" w:cs="Times New Roman"/>
+          <w:sz w:val="40"/>
+          <w:szCs w:val="40"/>
+          <w:u w:val="single"/>
+        </w:rPr>
+      </w:pPr>
+      <w:r>
+        <w:rPr>
+          <w:rFonts w:ascii="Times New Roman" w:hAnsi="Times New Roman" w:cs="Times New Roman"/>
+          <w:sz w:val="40"/>
+          <w:szCs w:val="40"/>
+          <w:u w:val="single"/>
+        </w:rPr>
+        <w:t>QAA Improvements</w:t>
+      </w:r>
+    </w:p>
+    <w:p>
+      <w:pPr>
+        <w:pStyle w:val="ListParagraph"/>
+        <w:numPr>
+          <w:ilvl w:val="0"/>
+          <w:numId w:val="1"/>
+        </w:numPr>
+        <w:rPr>
+          <w:rFonts w:ascii="Times New Roman" w:hAnsi="Times New Roman" w:cs="Times New Roman"/>
+        </w:rPr>
+      </w:pPr>
+      <w:r>
+        <w:rPr>
+          <w:rFonts w:ascii="Times New Roman" w:hAnsi="Times New Roman" w:cs="Times New Roman"/>
+        </w:rPr>
+        <w:t>Fixed validation error</w:t>
+      </w:r>
+      <w:r>
+        <w:rPr>
+          <w:rFonts w:ascii="Times New Roman" w:hAnsi="Times New Roman" w:cs="Times New Roman"/>
+        </w:rPr>
+        <w:t>, that my professor and one of my classmates noticed,</w:t>
+      </w:r>
+      <w:r>
+        <w:rPr>
+          <w:rFonts w:ascii="Times New Roman" w:hAnsi="Times New Roman" w:cs="Times New Roman"/>
+        </w:rPr>
+        <w:t xml:space="preserve"> so that my website code would validate</w:t>
+      </w:r>
+      <w:r>
+        <w:rPr>
+          <w:rFonts w:ascii="Times New Roman" w:hAnsi="Times New Roman" w:cs="Times New Roman"/>
+        </w:rPr>
+        <w:t>.</w:t>
+      </w:r>
+    </w:p>
+    <w:p>
+      <w:pPr>
+        <w:pStyle w:val="ListParagraph"/>
+        <w:numPr>
+          <w:ilvl w:val="0"/>
+          <w:numId w:val="1"/>
+        </w:numPr>
+        <w:rPr>
+          <w:rFonts w:ascii="Times New Roman" w:hAnsi="Times New Roman" w:cs="Times New Roman"/>
+        </w:rPr>
+      </w:pPr>
+      <w:r>
+        <w:rPr>
+          <w:rFonts w:ascii="Times New Roman" w:hAnsi="Times New Roman" w:cs="Times New Roman"/>
+        </w:rPr>
+        <w:t>Deleted</w:t>
+      </w:r>
+      <w:r>
+        <w:rPr>
+          <w:rFonts w:ascii="Times New Roman" w:hAnsi="Times New Roman" w:cs="Times New Roman"/>
+        </w:rPr>
+        <w:t xml:space="preserve"> an</w:t>
+      </w:r>
+      <w:r>
+        <w:rPr>
+          <w:rFonts w:ascii="Times New Roman" w:hAnsi="Times New Roman" w:cs="Times New Roman"/>
+        </w:rPr>
+        <w:t xml:space="preserve"> </w:t>
+      </w:r>
+      <w:r>
+        <w:rPr>
+          <w:rFonts w:ascii="Times New Roman" w:hAnsi="Times New Roman" w:cs="Times New Roman"/>
+        </w:rPr>
+        <w:t>unnecessary</w:t>
+      </w:r>
+      <w:r>
+        <w:rPr>
+          <w:rFonts w:ascii="Times New Roman" w:hAnsi="Times New Roman" w:cs="Times New Roman"/>
+        </w:rPr>
+        <w:t xml:space="preserve"> additional </w:t>
+      </w:r>
+      <w:proofErr w:type="gramStart"/>
+      <w:r>
+        <w:rPr>
+          <w:rFonts w:ascii="Times New Roman" w:hAnsi="Times New Roman" w:cs="Times New Roman"/>
+        </w:rPr>
+        <w:t>word</w:t>
+      </w:r>
+      <w:proofErr w:type="gramEnd"/>
+      <w:r>
+        <w:rPr>
+          <w:rFonts w:ascii="Times New Roman" w:hAnsi="Times New Roman" w:cs="Times New Roman"/>
+        </w:rPr>
+        <w:t xml:space="preserve"> on</w:t>
+      </w:r>
+      <w:r>
+        <w:rPr>
+          <w:rFonts w:ascii="Times New Roman" w:hAnsi="Times New Roman" w:cs="Times New Roman"/>
+        </w:rPr>
+        <w:t xml:space="preserve"> the ‘Home’ page that one of my classmates noticed</w:t>
+      </w:r>
+      <w:r>
+        <w:rPr>
+          <w:rFonts w:ascii="Times New Roman" w:hAnsi="Times New Roman" w:cs="Times New Roman"/>
+        </w:rPr>
+        <w:t xml:space="preserve"> so that the sentence made more sense.</w:t>
+      </w:r>
+    </w:p>
+    <w:p>
+      <w:pPr>
+        <w:pStyle w:val="ListParagraph"/>
+        <w:numPr>
+          <w:ilvl w:val="0"/>
+          <w:numId w:val="1"/>
+        </w:numPr>
+        <w:rPr>
+          <w:rFonts w:ascii="Times New Roman" w:hAnsi="Times New Roman" w:cs="Times New Roman"/>
+        </w:rPr>
+      </w:pPr>
+      <w:r>
+        <w:rPr>
+          <w:rFonts w:ascii="Times New Roman" w:hAnsi="Times New Roman" w:cs="Times New Roman"/>
+        </w:rPr>
+        <w:t xml:space="preserve">Added space between </w:t>
+      </w:r>
+      <w:r>
+        <w:rPr>
+          <w:rFonts w:ascii="Times New Roman" w:hAnsi="Times New Roman" w:cs="Times New Roman"/>
+        </w:rPr>
+        <w:t xml:space="preserve">the </w:t>
+      </w:r>
+      <w:r>
+        <w:rPr>
+          <w:rFonts w:ascii="Times New Roman" w:hAnsi="Times New Roman" w:cs="Times New Roman"/>
+        </w:rPr>
+        <w:t>tips on the ‘Tips &amp; Safety’ page</w:t>
+      </w:r>
+      <w:r>
+        <w:rPr>
+          <w:rFonts w:ascii="Times New Roman" w:hAnsi="Times New Roman" w:cs="Times New Roman"/>
+        </w:rPr>
+        <w:t xml:space="preserve"> so that it was easier to read.</w:t>
+      </w:r>
+      <w:r>
+        <w:rPr>
+          <w:rFonts w:ascii="Times New Roman" w:hAnsi="Times New Roman" w:cs="Times New Roman"/>
+        </w:rPr>
+        <w:t xml:space="preserve"> One of my classmates noted that this page was somewhat difficult to read.</w:t>
+      </w:r>
+    </w:p>
+    <w:p>
+      <w:pPr>
+        <w:pStyle w:val="ListParagraph"/>
+        <w:numPr>
+          <w:ilvl w:val="0"/>
+          <w:numId w:val="1"/>
+        </w:numPr>
+        <w:rPr>
+          <w:rFonts w:ascii="Times New Roman" w:hAnsi="Times New Roman" w:cs="Times New Roman"/>
+        </w:rPr>
+      </w:pPr>
+      <w:r>
+        <w:rPr>
+          <w:rFonts w:ascii="Times New Roman" w:hAnsi="Times New Roman" w:cs="Times New Roman"/>
+        </w:rPr>
+        <w:t>Made entire card into link rather than just the header</w:t>
+      </w:r>
+      <w:r>
+        <w:rPr>
+          <w:rFonts w:ascii="Times New Roman" w:hAnsi="Times New Roman" w:cs="Times New Roman"/>
+        </w:rPr>
+        <w:t xml:space="preserve"> on the ‘Edible Flowers’ and ‘Recipes’ page</w:t>
+      </w:r>
+      <w:r>
+        <w:rPr>
+          <w:rFonts w:ascii="Times New Roman" w:hAnsi="Times New Roman" w:cs="Times New Roman"/>
+        </w:rPr>
+        <w:t xml:space="preserve"> so that</w:t>
+      </w:r>
+      <w:r>
+        <w:rPr>
+          <w:rFonts w:ascii="Times New Roman" w:hAnsi="Times New Roman" w:cs="Times New Roman"/>
+        </w:rPr>
+        <w:t xml:space="preserve"> my website was more accessib</w:t>
+      </w:r>
+      <w:r>
+        <w:rPr>
+          <w:rFonts w:ascii="Times New Roman" w:hAnsi="Times New Roman" w:cs="Times New Roman"/>
+        </w:rPr>
+        <w:t>le and it made it easier to get to the page from the card.</w:t>
+      </w:r>
+      <w:r>
+        <w:rPr>
+          <w:rFonts w:ascii="Times New Roman" w:hAnsi="Times New Roman" w:cs="Times New Roman"/>
+        </w:rPr>
+        <w:t xml:space="preserve"> This was </w:t>
+      </w:r>
+      <w:r>
+        <w:rPr>
+          <w:rFonts w:ascii="Times New Roman" w:hAnsi="Times New Roman" w:cs="Times New Roman"/>
+        </w:rPr>
+        <w:t>noted</w:t>
+      </w:r>
+      <w:r>
+        <w:rPr>
+          <w:rFonts w:ascii="Times New Roman" w:hAnsi="Times New Roman" w:cs="Times New Roman"/>
+        </w:rPr>
+        <w:t xml:space="preserve"> by my </w:t>
+      </w:r>
+      <w:r>
+        <w:rPr>
+          <w:rFonts w:ascii="Times New Roman" w:hAnsi="Times New Roman" w:cs="Times New Roman"/>
+        </w:rPr>
+        <w:t>professor,</w:t>
+      </w:r>
+      <w:r>
+        <w:rPr>
+          <w:rFonts w:ascii="Times New Roman" w:hAnsi="Times New Roman" w:cs="Times New Roman"/>
+        </w:rPr>
+        <w:t xml:space="preserve"> and I liked the look of the </w:t>
+      </w:r>
+      <w:r>
+        <w:rPr>
+          <w:rFonts w:ascii="Times New Roman" w:hAnsi="Times New Roman" w:cs="Times New Roman"/>
+        </w:rPr>
+        <w:t>cards,</w:t>
+      </w:r>
+      <w:r>
+        <w:rPr>
+          <w:rFonts w:ascii="Times New Roman" w:hAnsi="Times New Roman" w:cs="Times New Roman"/>
+        </w:rPr>
+        <w:t xml:space="preserve"> so</w:t>
+      </w:r>
+      <w:r>
+        <w:rPr>
+          <w:rFonts w:ascii="Times New Roman" w:hAnsi="Times New Roman" w:cs="Times New Roman"/>
+        </w:rPr>
+        <w:t xml:space="preserve"> I also added the card and entire card link to the ‘Additional Resources’ page</w:t>
+      </w:r>
+      <w:r>
+        <w:rPr>
+          <w:rFonts w:ascii="Times New Roman" w:hAnsi="Times New Roman" w:cs="Times New Roman"/>
+        </w:rPr>
+        <w:t xml:space="preserve"> so that page looked nic</w:t>
+      </w:r>
+      <w:r>
+        <w:rPr>
+          <w:rFonts w:ascii="Times New Roman" w:hAnsi="Times New Roman" w:cs="Times New Roman"/>
+        </w:rPr>
+        <w:t>er and less like just a list</w:t>
+      </w:r>
+      <w:r>
+        <w:rPr>
+          <w:rFonts w:ascii="Times New Roman" w:hAnsi="Times New Roman" w:cs="Times New Roman"/>
+        </w:rPr>
+        <w:t xml:space="preserve"> and</w:t>
+      </w:r>
+      <w:r>
+        <w:rPr>
+          <w:rFonts w:ascii="Times New Roman" w:hAnsi="Times New Roman" w:cs="Times New Roman"/>
+        </w:rPr>
+        <w:t xml:space="preserve"> the card link was also for accessibility. </w:t>
+      </w:r>
+    </w:p>
+    <w:p>
+      <w:pPr>
+        <w:pStyle w:val="ListParagraph"/>
+        <w:numPr>
+          <w:ilvl w:val="0"/>
+          <w:numId w:val="1"/>
+        </w:numPr>
+        <w:rPr>
+          <w:rFonts w:ascii="Times New Roman" w:hAnsi="Times New Roman" w:cs="Times New Roman"/>
+        </w:rPr>
+      </w:pPr>
+      <w:r>
+        <w:rPr>
+          <w:rFonts w:ascii="Times New Roman" w:hAnsi="Times New Roman" w:cs="Times New Roman"/>
+        </w:rPr>
+        <w:t>Changed the layout of the flower information</w:t>
+      </w:r>
+      <w:r>
+        <w:rPr>
+          <w:rFonts w:ascii="Times New Roman" w:hAnsi="Times New Roman" w:cs="Times New Roman"/>
+        </w:rPr>
+        <w:t xml:space="preserve"> pages</w:t>
+      </w:r>
+      <w:r>
+        <w:rPr>
+          <w:rFonts w:ascii="Times New Roman" w:hAnsi="Times New Roman" w:cs="Times New Roman"/>
+        </w:rPr>
+        <w:t xml:space="preserve">, </w:t>
+      </w:r>
+      <w:r>
+        <w:rPr>
+          <w:rFonts w:ascii="Times New Roman" w:hAnsi="Times New Roman" w:cs="Times New Roman"/>
+        </w:rPr>
+        <w:t>flow</w:t>
+      </w:r>
+      <w:r>
+        <w:rPr>
+          <w:rFonts w:ascii="Times New Roman" w:hAnsi="Times New Roman" w:cs="Times New Roman"/>
+        </w:rPr>
+        <w:t>er recipe pages</w:t>
+      </w:r>
+      <w:r>
+        <w:rPr>
+          <w:rFonts w:ascii="Times New Roman" w:hAnsi="Times New Roman" w:cs="Times New Roman"/>
+        </w:rPr>
+        <w:t xml:space="preserve">, </w:t>
+      </w:r>
+      <w:r>
+        <w:rPr>
+          <w:rFonts w:ascii="Times New Roman" w:hAnsi="Times New Roman" w:cs="Times New Roman"/>
+        </w:rPr>
+        <w:t xml:space="preserve">the ‘Recipe Form’ page, </w:t>
+      </w:r>
+      <w:r>
+        <w:rPr>
+          <w:rFonts w:ascii="Times New Roman" w:hAnsi="Times New Roman" w:cs="Times New Roman"/>
+        </w:rPr>
+        <w:t>and the ‘Additional Resources’ page.</w:t>
+      </w:r>
+      <w:r>
+        <w:rPr>
+          <w:rFonts w:ascii="Times New Roman" w:hAnsi="Times New Roman" w:cs="Times New Roman"/>
+        </w:rPr>
+        <w:t xml:space="preserve"> I tweaked the layout for the flower information and flower recipe pages because I </w:t>
+      </w:r>
+      <w:r>
+        <w:rPr>
+          <w:rFonts w:ascii="Times New Roman" w:hAnsi="Times New Roman" w:cs="Times New Roman"/>
+        </w:rPr>
+        <w:t>thought</w:t>
+      </w:r>
+      <w:r>
+        <w:rPr>
+          <w:rFonts w:ascii="Times New Roman" w:hAnsi="Times New Roman" w:cs="Times New Roman"/>
+        </w:rPr>
+        <w:t xml:space="preserve"> the pages would look nicer with the photo off to the right </w:t>
+      </w:r>
+      <w:r>
+        <w:rPr>
+          <w:rFonts w:ascii="Times New Roman" w:hAnsi="Times New Roman" w:cs="Times New Roman"/>
+        </w:rPr>
+        <w:t xml:space="preserve">rather than above the text. I changed the layout of the ‘Recipe Form’ page so that </w:t>
+      </w:r>
+      <w:r>
+        <w:rPr>
+          <w:rFonts w:ascii="Times New Roman" w:hAnsi="Times New Roman" w:cs="Times New Roman"/>
+        </w:rPr>
+        <w:t xml:space="preserve">the form looked </w:t>
+      </w:r>
+      <w:r>
+        <w:rPr>
+          <w:rFonts w:ascii="Times New Roman" w:hAnsi="Times New Roman" w:cs="Times New Roman"/>
+        </w:rPr>
+        <w:t>more like</w:t>
+      </w:r>
+      <w:r>
+        <w:rPr>
+          <w:rFonts w:ascii="Times New Roman" w:hAnsi="Times New Roman" w:cs="Times New Roman"/>
+        </w:rPr>
+        <w:t xml:space="preserve"> a</w:t>
+      </w:r>
+      <w:r>
+        <w:rPr>
+          <w:rFonts w:ascii="Times New Roman" w:hAnsi="Times New Roman" w:cs="Times New Roman"/>
+        </w:rPr>
+        <w:t xml:space="preserve"> </w:t>
+      </w:r>
+      <w:r>
+        <w:rPr>
+          <w:rFonts w:ascii="Times New Roman" w:hAnsi="Times New Roman" w:cs="Times New Roman"/>
+        </w:rPr>
+        <w:t>part of the design</w:t>
+      </w:r>
+      <w:r>
+        <w:rPr>
+          <w:rFonts w:ascii="Times New Roman" w:hAnsi="Times New Roman" w:cs="Times New Roman"/>
+        </w:rPr>
+        <w:t xml:space="preserve"> and to make the overall page look nicer.</w:t>
+      </w:r>
+      <w:r>
+        <w:rPr>
+          <w:rFonts w:ascii="Times New Roman" w:hAnsi="Times New Roman" w:cs="Times New Roman"/>
+        </w:rPr>
+        <w:t xml:space="preserve"> I changed the layout of the ‘Additional Resources’ page so that </w:t>
+      </w:r>
+      <w:r>
+        <w:rPr>
+          <w:rFonts w:ascii="Times New Roman" w:hAnsi="Times New Roman" w:cs="Times New Roman"/>
+        </w:rPr>
+        <w:t>it looked less like just a list and so that the page seemed more like a part of the overall design of the website.</w:t>
+      </w:r>
+      <w:r>
+        <w:rPr>
+          <w:rFonts w:ascii="Times New Roman" w:hAnsi="Times New Roman" w:cs="Times New Roman"/>
+        </w:rPr>
+        <w:t xml:space="preserve"> </w:t>
+      </w:r>
+      <w:r>
+        <w:rPr>
+          <w:rFonts w:ascii="Times New Roman" w:hAnsi="Times New Roman" w:cs="Times New Roman"/>
+        </w:rPr>
+        <w:t xml:space="preserve">Both </w:t>
+      </w:r>
+      <w:r>
+        <w:rPr>
+          <w:rFonts w:ascii="Times New Roman" w:hAnsi="Times New Roman" w:cs="Times New Roman"/>
+        </w:rPr>
+        <w:t xml:space="preserve">my professor and a classmate noted that the ‘Recipe Form’ page </w:t>
+      </w:r>
+      <w:r>
+        <w:rPr>
+          <w:rFonts w:ascii="Times New Roman" w:hAnsi="Times New Roman" w:cs="Times New Roman"/>
+        </w:rPr>
+        <w:t>could be better integrated into the design and feel of the website. The same classmate also noted that the same could be said for the ‘Additional Resources’ page.</w:t>
+      </w:r>
+    </w:p>
+    <w:p>
+      <w:pPr>
+        <w:pStyle w:val="ListParagraph"/>
+        <w:numPr>
+          <w:ilvl w:val="0"/>
+          <w:numId w:val="1"/>
+        </w:numPr>
+        <w:rPr>
+          <w:rFonts w:ascii="Times New Roman" w:hAnsi="Times New Roman" w:cs="Times New Roman"/>
+        </w:rPr>
+      </w:pPr>
+      <w:r>
+        <w:rPr>
+          <w:rFonts w:ascii="Times New Roman" w:hAnsi="Times New Roman" w:cs="Times New Roman"/>
+        </w:rPr>
+        <w:lastRenderedPageBreak/>
+        <w:t>I stylized the ‘Submit’ button on the ‘Recipe Form’ page so that it coordinated better with the navigation bar.</w:t>
+      </w:r>
+      <w:r>
+        <w:rPr>
+          <w:rFonts w:ascii="Times New Roman" w:hAnsi="Times New Roman" w:cs="Times New Roman"/>
+        </w:rPr>
+        <w:t xml:space="preserve"> I did this to also help the ‘Recipe Form’ page </w:t>
+      </w:r>
+      <w:r>
+        <w:rPr>
+          <w:rFonts w:ascii="Times New Roman" w:hAnsi="Times New Roman" w:cs="Times New Roman"/>
+        </w:rPr>
+        <w:t>to look and feel like more of a part of the overall design of the website.</w:t>
+      </w:r>
+    </w:p>
+    <w:p>
+      <w:pPr>
+        <w:pStyle w:val="ListParagraph"/>
+        <w:numPr>
+          <w:ilvl w:val="0"/>
+          <w:numId w:val="1"/>
+        </w:numPr>
+        <w:rPr>
+          <w:rFonts w:ascii="Times New Roman" w:hAnsi="Times New Roman" w:cs="Times New Roman"/>
+        </w:rPr>
+      </w:pPr>
+      <w:r>
+        <w:rPr>
+          <w:rFonts w:ascii="Times New Roman" w:hAnsi="Times New Roman" w:cs="Times New Roman"/>
+        </w:rPr>
+        <w:t>S</w:t>
+      </w:r>
+      <w:r>
+        <w:rPr>
+          <w:rFonts w:ascii="Times New Roman" w:hAnsi="Times New Roman" w:cs="Times New Roman"/>
+        </w:rPr>
+        <w:t>tylized the bullet points on the ‘Additional Resources’ page</w:t>
+      </w:r>
+      <w:r>
+        <w:rPr>
+          <w:rFonts w:ascii="Times New Roman" w:hAnsi="Times New Roman" w:cs="Times New Roman"/>
+        </w:rPr>
+        <w:t xml:space="preserve"> </w:t>
+      </w:r>
+      <w:r>
+        <w:rPr>
+          <w:rFonts w:ascii="Times New Roman" w:hAnsi="Times New Roman" w:cs="Times New Roman"/>
+        </w:rPr>
+        <w:t>I did this simply because I wanted bullet points but didn’t really like the look of a dot or dash and I thought a flower emoji as a bullet point would coordinate well with the overall theme, design, and feel of the website.</w:t>
+      </w:r>
+    </w:p>
+    <w:p>
+      <w:pPr>
+        <w:pStyle w:val="ListParagraph"/>
+        <w:numPr>
+          <w:ilvl w:val="0"/>
+          <w:numId w:val="1"/>
+        </w:numPr>
+        <w:rPr>
+          <w:rFonts w:ascii="Times New Roman" w:hAnsi="Times New Roman" w:cs="Times New Roman"/>
+        </w:rPr>
+      </w:pPr>
+      <w:r>
+        <w:rPr>
+          <w:rFonts w:ascii="Times New Roman" w:hAnsi="Times New Roman" w:cs="Times New Roman"/>
+        </w:rPr>
+        <w:t xml:space="preserve">Added </w:t>
+      </w:r>
+      <w:r>
+        <w:rPr>
+          <w:rFonts w:ascii="Times New Roman" w:hAnsi="Times New Roman" w:cs="Times New Roman"/>
+        </w:rPr>
+        <w:t>the scientific names under pictures of flowers that had multiple varieties of the flowers</w:t>
+      </w:r>
+      <w:r>
+        <w:rPr>
+          <w:rFonts w:ascii="Times New Roman" w:hAnsi="Times New Roman" w:cs="Times New Roman"/>
+        </w:rPr>
+        <w:t xml:space="preserve"> especially for the violet pictures because violets can come in so many different colors.</w:t>
+      </w:r>
+    </w:p>
+    <w:p>
+      <w:pPr>
+        <w:pStyle w:val="ListParagraph"/>
+        <w:numPr>
+          <w:ilvl w:val="0"/>
+          <w:numId w:val="1"/>
+        </w:numPr>
+        <w:rPr>
+          <w:rFonts w:ascii="Times New Roman" w:hAnsi="Times New Roman" w:cs="Times New Roman"/>
+        </w:rPr>
+      </w:pPr>
+      <w:r>
+        <w:rPr>
+          <w:rFonts w:ascii="Times New Roman" w:hAnsi="Times New Roman" w:cs="Times New Roman"/>
+        </w:rPr>
+        <w:t>Added images</w:t>
+      </w:r>
+      <w:r>
+        <w:rPr>
+          <w:rFonts w:ascii="Times New Roman" w:hAnsi="Times New Roman" w:cs="Times New Roman"/>
+        </w:rPr>
+        <w:t xml:space="preserve"> </w:t>
+      </w:r>
+      <w:r>
+        <w:rPr>
+          <w:rFonts w:ascii="Times New Roman" w:hAnsi="Times New Roman" w:cs="Times New Roman"/>
+        </w:rPr>
+        <w:t xml:space="preserve">to the </w:t>
+      </w:r>
+      <w:r>
+        <w:rPr>
+          <w:rFonts w:ascii="Times New Roman" w:hAnsi="Times New Roman" w:cs="Times New Roman"/>
+        </w:rPr>
+        <w:t>‘Home’</w:t>
+      </w:r>
+      <w:r>
+        <w:rPr>
+          <w:rFonts w:ascii="Times New Roman" w:hAnsi="Times New Roman" w:cs="Times New Roman"/>
+        </w:rPr>
+        <w:t xml:space="preserve"> page, </w:t>
+      </w:r>
+      <w:r>
+        <w:rPr>
+          <w:rFonts w:ascii="Times New Roman" w:hAnsi="Times New Roman" w:cs="Times New Roman"/>
+        </w:rPr>
+        <w:t>‘Edible Flower’</w:t>
+      </w:r>
+      <w:r>
+        <w:rPr>
+          <w:rFonts w:ascii="Times New Roman" w:hAnsi="Times New Roman" w:cs="Times New Roman"/>
+        </w:rPr>
+        <w:t xml:space="preserve"> page, </w:t>
+      </w:r>
+      <w:r>
+        <w:rPr>
+          <w:rFonts w:ascii="Times New Roman" w:hAnsi="Times New Roman" w:cs="Times New Roman"/>
+        </w:rPr>
+        <w:t>‘Recipe’</w:t>
+      </w:r>
+      <w:r>
+        <w:rPr>
+          <w:rFonts w:ascii="Times New Roman" w:hAnsi="Times New Roman" w:cs="Times New Roman"/>
+        </w:rPr>
+        <w:t xml:space="preserve"> page, and recipe information pages.</w:t>
+      </w:r>
+      <w:r>
+        <w:rPr>
+          <w:rFonts w:ascii="Times New Roman" w:hAnsi="Times New Roman" w:cs="Times New Roman"/>
+        </w:rPr>
+        <w:t xml:space="preserve"> I had one classmate suggest I add more photos and another suggest I add images to the recipe information pages </w:t>
+      </w:r>
+      <w:r>
+        <w:rPr>
+          <w:rFonts w:ascii="Times New Roman" w:hAnsi="Times New Roman" w:cs="Times New Roman"/>
+        </w:rPr>
+        <w:t>and that the images on the ‘Edible Flower’ and ‘Recipe’ pages should be the same size.</w:t>
+      </w:r>
+      <w:r>
+        <w:rPr>
+          <w:rFonts w:ascii="Times New Roman" w:hAnsi="Times New Roman" w:cs="Times New Roman"/>
+        </w:rPr>
+        <w:t xml:space="preserve"> I added an image to the ‘Home’ page so that the page looked less boring and plain. I also thought that a Washington meadow would be a nice introductory picture to have on the homepage of the website. I added images to the ‘Edible Flower’ and ‘Recipe’ pages so that the images on each card were the same size</w:t>
+      </w:r>
+      <w:r>
+        <w:rPr>
+          <w:rFonts w:ascii="Times New Roman" w:hAnsi="Times New Roman" w:cs="Times New Roman"/>
+        </w:rPr>
+        <w:t xml:space="preserve">. </w:t>
+      </w:r>
+      <w:r>
+        <w:rPr>
+          <w:rFonts w:ascii="Times New Roman" w:hAnsi="Times New Roman" w:cs="Times New Roman"/>
+        </w:rPr>
+        <w:t xml:space="preserve">I added images to the recipe information pages so that the page looked more interesting. </w:t>
+      </w:r>
+    </w:p>
+    <w:tbl>
+      <w:tblPr>
+        <w:tblStyle w:val="TableGrid"/>
+        <w:tblW w:w="0" w:type="auto"/>
+        <w:tblLayout w:type="fixed"/>
+        <w:tblLook w:val="04A0" w:firstRow="1" w:lastRow="0" w:firstColumn="1" w:lastColumn="0" w:noHBand="0" w:noVBand="1"/>
+      </w:tblPr>
+      <w:tblGrid>
+        <w:gridCol w:w="1435"/>
+        <w:gridCol w:w="4770"/>
+        <w:gridCol w:w="3145"/>
+      </w:tblGrid>
+      <w:tr>
+        <w:tc>
+          <w:tcPr>
+            <w:tcW w:w="1435" w:type="dxa"/>
+          </w:tcPr>
+          <w:p>
+            <w:pPr>
+              <w:rPr>
+                <w:rFonts w:ascii="Times New Roman" w:hAnsi="Times New Roman" w:cs="Times New Roman"/>
+              </w:rPr>
+            </w:pPr>
+            <w:r>
+              <w:rPr>
+                <w:rFonts w:ascii="Times New Roman" w:hAnsi="Times New Roman" w:cs="Times New Roman"/>
+              </w:rPr>
+              <w:t>Subject</w:t>
+            </w:r>
+          </w:p>
+        </w:tc>
+        <w:tc>
+          <w:tcPr>
+            <w:tcW w:w="4770" w:type="dxa"/>
+          </w:tcPr>
+          <w:p>
+            <w:pPr>
+              <w:rPr>
+                <w:rFonts w:ascii="Times New Roman" w:hAnsi="Times New Roman" w:cs="Times New Roman"/>
+              </w:rPr>
+            </w:pPr>
+            <w:r>
+              <w:rPr>
+                <w:rFonts w:ascii="Times New Roman" w:hAnsi="Times New Roman" w:cs="Times New Roman"/>
+              </w:rPr>
+              <w:t>Image</w:t>
+            </w:r>
+          </w:p>
+        </w:tc>
+        <w:tc>
+          <w:tcPr>
+            <w:tcW w:w="3145" w:type="dxa"/>
+          </w:tcPr>
+          <w:p>
+            <w:pPr>
+              <w:rPr>
+                <w:rFonts w:ascii="Times New Roman" w:hAnsi="Times New Roman" w:cs="Times New Roman"/>
+              </w:rPr>
+            </w:pPr>
+            <w:r>
+              <w:rPr>
+                <w:rFonts w:ascii="Times New Roman" w:hAnsi="Times New Roman" w:cs="Times New Roman"/>
+              </w:rPr>
+              <w:t>Licensing Information</w:t>
+            </w:r>
+          </w:p>
+        </w:tc>
+      </w:tr>
+      <w:tr>
+        <w:tc>
+          <w:tcPr>
+            <w:tcW w:w="1435" w:type="dxa"/>
+          </w:tcPr>
+          <w:p>
+            <w:pPr>
+              <w:rPr>
+                <w:rFonts w:ascii="Times New Roman" w:hAnsi="Times New Roman" w:cs="Times New Roman"/>
+              </w:rPr>
+            </w:pPr>
+            <w:r>
+              <w:rPr>
+                <w:rFonts w:ascii="Times New Roman" w:hAnsi="Times New Roman" w:cs="Times New Roman"/>
+              </w:rPr>
+              <w:t>Yarrow</w:t>
+            </w:r>
+          </w:p>
+        </w:tc>
+        <w:tc>
+          <w:tcPr>
+            <w:tcW w:w="4770" w:type="dxa"/>
+          </w:tcPr>
+          <w:p>
+            <w:pPr>
+              <w:rPr>
+                <w:rFonts w:ascii="Times New Roman" w:hAnsi="Times New Roman" w:cs="Times New Roman"/>
+              </w:rPr>
+            </w:pPr>
+            <w:r>
+              <w:rPr>
+                <w:rFonts w:ascii="Times New Roman" w:hAnsi="Times New Roman" w:cs="Times New Roman"/>
+                <w:noProof/>
+              </w:rPr>
+              <w:drawing>
+                <wp:inline distT="0" distB="0" distL="0" distR="0" wp14:anchorId="31AE7352" wp14:editId="6A659927">
+                  <wp:extent cx="2865748" cy="2149311"/>
+                  <wp:effectExtent l="0" t="0" r="0" b="3810"/>
+                  <wp:docPr id="1982060175" name="Picture 1"/>
+                  <wp:cNvGraphicFramePr>
+                    <a:graphicFrameLocks xmlns:a="http://schemas.openxmlformats.org/drawingml/2006/main" noChangeAspect="1"/>
+                  </wp:cNvGraphicFramePr>
+                  <a:graphic xmlns:a="http://schemas.openxmlformats.org/drawingml/2006/main">
+                    <a:graphicData uri="http://schemas.openxmlformats.org/drawingml/2006/picture">
+                      <pic:pic xmlns:pic="http://schemas.openxmlformats.org/drawingml/2006/picture">
+                        <pic:nvPicPr>
+                          <pic:cNvPr id="1982060175" name="Picture 1982060175"/>
+                          <pic:cNvPicPr/>
+                        </pic:nvPicPr>
+                        <pic:blipFill>
+                          <a:blip r:embed="rId37" cstate="print">
+                            <a:extLst>
+                              <a:ext uri="{28A0092B-C50C-407E-A947-70E740481C1C}">
+                                <a14:useLocalDpi xmlns:a14="http://schemas.microsoft.com/office/drawing/2010/main" val="0"/>
+                              </a:ext>
+                            </a:extLst>
+                          </a:blip>
+                          <a:stretch>
+                            <a:fillRect/>
+                          </a:stretch>
+                        </pic:blipFill>
+                        <pic:spPr>
+                          <a:xfrm>
+                            <a:off x="0" y="0"/>
+                            <a:ext cx="2937262" cy="2202947"/>
+                          </a:xfrm>
+                          <a:prstGeom prst="rect">
+                            <a:avLst/>
+                          </a:prstGeom>
+                        </pic:spPr>
+                      </pic:pic>
+                    </a:graphicData>
+                  </a:graphic>
+                </wp:inline>
+              </w:drawing>
+            </w:r>
+          </w:p>
+        </w:tc>
+        <w:tc>
+          <w:tcPr>
+            <w:tcW w:w="3145" w:type="dxa"/>
+          </w:tcPr>
+          <w:p>
+            <w:pPr>
+              <w:rPr>
+                <w:rFonts w:ascii="Times New Roman" w:hAnsi="Times New Roman" w:cs="Times New Roman"/>
+              </w:rPr>
+            </w:pPr>
+            <w:r>
+              <w:rPr>
+                <w:rFonts w:ascii="Times New Roman" w:hAnsi="Times New Roman" w:cs="Times New Roman"/>
+              </w:rPr>
+              <w:t>Link:</w:t>
+            </w:r>
+            <w:r>
+              <w:rPr>
+                <w:rFonts w:ascii="Times New Roman" w:hAnsi="Times New Roman" w:cs="Times New Roman"/>
+              </w:rPr>
+              <w:t xml:space="preserve"> </w:t>
+            </w:r>
+            <w:hyperlink r:id="rId38" w:history="1">
+              <w:r>
+                <w:rPr>
+                  <w:rStyle w:val="Hyperlink"/>
+                  <w:rFonts w:ascii="Times New Roman" w:hAnsi="Times New Roman" w:cs="Times New Roman"/>
+                </w:rPr>
+                <w:t>https://commons.wikimedia.org/wiki/File:Achillea_millefolium_138990343.jpg</w:t>
+              </w:r>
+            </w:hyperlink>
+          </w:p>
+          <w:p>
+            <w:pPr>
+              <w:rPr>
+                <w:rFonts w:ascii="Times New Roman" w:hAnsi="Times New Roman" w:cs="Times New Roman"/>
+              </w:rPr>
+            </w:pPr>
+            <w:r>
+              <w:rPr>
+                <w:rFonts w:ascii="Times New Roman" w:hAnsi="Times New Roman" w:cs="Times New Roman"/>
+              </w:rPr>
+              <w:t xml:space="preserve">Photo by: </w:t>
+            </w:r>
+            <w:proofErr w:type="spellStart"/>
+            <w:r>
+              <w:rPr>
+                <w:rFonts w:ascii="Times New Roman" w:hAnsi="Times New Roman" w:cs="Times New Roman"/>
+              </w:rPr>
+              <w:t>Rudolphous</w:t>
+            </w:r>
+            <w:proofErr w:type="spellEnd"/>
+          </w:p>
+          <w:p>
+            <w:pPr>
+              <w:rPr>
+                <w:rFonts w:ascii="Times New Roman" w:hAnsi="Times New Roman" w:cs="Times New Roman"/>
+              </w:rPr>
+            </w:pPr>
+            <w:r>
+              <w:rPr>
+                <w:rFonts w:ascii="Times New Roman" w:hAnsi="Times New Roman" w:cs="Times New Roman"/>
+              </w:rPr>
+              <w:t xml:space="preserve">License: </w:t>
+            </w:r>
+            <w:r>
+              <w:rPr>
+                <w:rFonts w:ascii="Times New Roman" w:hAnsi="Times New Roman" w:cs="Times New Roman"/>
+              </w:rPr>
+              <w:t>Creative Commons CC0 1.0 Universal Public Domain Dedication</w:t>
+            </w:r>
+          </w:p>
+        </w:tc>
+      </w:tr>
+      <w:tr>
+        <w:tc>
+          <w:tcPr>
+            <w:tcW w:w="1435" w:type="dxa"/>
+          </w:tcPr>
+          <w:p>
+            <w:pPr>
+              <w:rPr>
+                <w:rFonts w:ascii="Times New Roman" w:hAnsi="Times New Roman" w:cs="Times New Roman"/>
+              </w:rPr>
+            </w:pPr>
+            <w:r>
+              <w:rPr>
+                <w:rFonts w:ascii="Times New Roman" w:hAnsi="Times New Roman" w:cs="Times New Roman"/>
+              </w:rPr>
+              <w:lastRenderedPageBreak/>
+              <w:t>Violet</w:t>
+            </w:r>
+          </w:p>
+        </w:tc>
+        <w:tc>
+          <w:tcPr>
+            <w:tcW w:w="4770" w:type="dxa"/>
+          </w:tcPr>
+          <w:p>
+            <w:pPr>
+              <w:rPr>
+                <w:rFonts w:ascii="Times New Roman" w:hAnsi="Times New Roman" w:cs="Times New Roman"/>
+              </w:rPr>
+            </w:pPr>
+            <w:r>
+              <w:rPr>
+                <w:rFonts w:ascii="Times New Roman" w:hAnsi="Times New Roman" w:cs="Times New Roman"/>
+                <w:noProof/>
+              </w:rPr>
+              <w:drawing>
+                <wp:inline distT="0" distB="0" distL="0" distR="0" wp14:anchorId="72AC1A9B" wp14:editId="182BB47C">
+                  <wp:extent cx="2891790" cy="2169160"/>
+                  <wp:effectExtent l="0" t="0" r="3810" b="2540"/>
+                  <wp:docPr id="140847430" name="Picture 2"/>
+                  <wp:cNvGraphicFramePr>
+                    <a:graphicFrameLocks xmlns:a="http://schemas.openxmlformats.org/drawingml/2006/main" noChangeAspect="1"/>
+                  </wp:cNvGraphicFramePr>
+                  <a:graphic xmlns:a="http://schemas.openxmlformats.org/drawingml/2006/main">
+                    <a:graphicData uri="http://schemas.openxmlformats.org/drawingml/2006/picture">
+                      <pic:pic xmlns:pic="http://schemas.openxmlformats.org/drawingml/2006/picture">
+                        <pic:nvPicPr>
+                          <pic:cNvPr id="140847430" name="Picture 140847430"/>
+                          <pic:cNvPicPr/>
+                        </pic:nvPicPr>
+                        <pic:blipFill>
+                          <a:blip r:embed="rId39" cstate="print">
+                            <a:extLst>
+                              <a:ext uri="{28A0092B-C50C-407E-A947-70E740481C1C}">
+                                <a14:useLocalDpi xmlns:a14="http://schemas.microsoft.com/office/drawing/2010/main" val="0"/>
+                              </a:ext>
+                            </a:extLst>
+                          </a:blip>
+                          <a:stretch>
+                            <a:fillRect/>
+                          </a:stretch>
+                        </pic:blipFill>
+                        <pic:spPr>
+                          <a:xfrm>
+                            <a:off x="0" y="0"/>
+                            <a:ext cx="2891790" cy="2169160"/>
+                          </a:xfrm>
+                          <a:prstGeom prst="rect">
+                            <a:avLst/>
+                          </a:prstGeom>
+                        </pic:spPr>
+                      </pic:pic>
+                    </a:graphicData>
+                  </a:graphic>
+                </wp:inline>
+              </w:drawing>
+            </w:r>
+          </w:p>
+        </w:tc>
+        <w:tc>
+          <w:tcPr>
+            <w:tcW w:w="3145" w:type="dxa"/>
+          </w:tcPr>
+          <w:p>
+            <w:pPr>
+              <w:rPr>
+                <w:rFonts w:ascii="Times New Roman" w:hAnsi="Times New Roman" w:cs="Times New Roman"/>
+              </w:rPr>
+            </w:pPr>
+            <w:r>
+              <w:rPr>
+                <w:rFonts w:ascii="Times New Roman" w:hAnsi="Times New Roman" w:cs="Times New Roman"/>
+              </w:rPr>
+              <w:t xml:space="preserve">Link: </w:t>
+            </w:r>
+            <w:hyperlink r:id="rId40" w:history="1">
+              <w:r>
+                <w:rPr>
+                  <w:rStyle w:val="Hyperlink"/>
+                  <w:rFonts w:ascii="Times New Roman" w:hAnsi="Times New Roman" w:cs="Times New Roman"/>
+                </w:rPr>
+                <w:t>https://commons.wikimedia.org/wiki/File:Viola_nuttallii_(Nuttall%27s_violet)_BLM_01.jpg</w:t>
+              </w:r>
+            </w:hyperlink>
+          </w:p>
+          <w:p>
+            <w:pPr>
+              <w:rPr>
+                <w:rFonts w:ascii="Times New Roman" w:hAnsi="Times New Roman" w:cs="Times New Roman"/>
+              </w:rPr>
+            </w:pPr>
+            <w:r>
+              <w:rPr>
+                <w:rFonts w:ascii="Times New Roman" w:hAnsi="Times New Roman" w:cs="Times New Roman"/>
+              </w:rPr>
+              <w:t xml:space="preserve">Photo by: </w:t>
+            </w:r>
+            <w:r>
+              <w:rPr>
+                <w:rFonts w:ascii="Times New Roman" w:hAnsi="Times New Roman" w:cs="Times New Roman"/>
+              </w:rPr>
+              <w:t>Sheri Hagwood/Bureau of Land Management</w:t>
+            </w:r>
+          </w:p>
+          <w:p>
+            <w:pPr>
+              <w:rPr>
+                <w:rFonts w:ascii="Times New Roman" w:hAnsi="Times New Roman" w:cs="Times New Roman"/>
+              </w:rPr>
+            </w:pPr>
+            <w:r>
+              <w:rPr>
+                <w:rFonts w:ascii="Times New Roman" w:hAnsi="Times New Roman" w:cs="Times New Roman"/>
+              </w:rPr>
+              <w:t>Lic</w:t>
+            </w:r>
+            <w:r>
+              <w:rPr>
+                <w:rFonts w:ascii="Times New Roman" w:hAnsi="Times New Roman" w:cs="Times New Roman"/>
+              </w:rPr>
+              <w:t>ense: Public domain</w:t>
+            </w:r>
+          </w:p>
+        </w:tc>
+      </w:tr>
+      <w:tr>
+        <w:tc>
+          <w:tcPr>
+            <w:tcW w:w="1435" w:type="dxa"/>
+          </w:tcPr>
+          <w:p>
+            <w:pPr>
+              <w:rPr>
+                <w:rFonts w:ascii="Times New Roman" w:hAnsi="Times New Roman" w:cs="Times New Roman"/>
+              </w:rPr>
+            </w:pPr>
+            <w:r>
+              <w:rPr>
+                <w:rFonts w:ascii="Times New Roman" w:hAnsi="Times New Roman" w:cs="Times New Roman"/>
+              </w:rPr>
+              <w:t>Salal</w:t>
+            </w:r>
+          </w:p>
+        </w:tc>
+        <w:tc>
+          <w:tcPr>
+            <w:tcW w:w="4770" w:type="dxa"/>
+          </w:tcPr>
+          <w:p>
+            <w:pPr>
+              <w:rPr>
+                <w:rFonts w:ascii="Times New Roman" w:hAnsi="Times New Roman" w:cs="Times New Roman"/>
+              </w:rPr>
+            </w:pPr>
+            <w:r>
+              <w:rPr>
+                <w:rFonts w:ascii="Times New Roman" w:hAnsi="Times New Roman" w:cs="Times New Roman"/>
+                <w:noProof/>
+              </w:rPr>
+              <w:drawing>
+                <wp:inline distT="0" distB="0" distL="0" distR="0" wp14:anchorId="2B6D137C" wp14:editId="48084B22">
+                  <wp:extent cx="2891790" cy="2169160"/>
+                  <wp:effectExtent l="0" t="0" r="3810" b="2540"/>
+                  <wp:docPr id="1747193482" name="Picture 3"/>
+                  <wp:cNvGraphicFramePr>
+                    <a:graphicFrameLocks xmlns:a="http://schemas.openxmlformats.org/drawingml/2006/main" noChangeAspect="1"/>
+                  </wp:cNvGraphicFramePr>
+                  <a:graphic xmlns:a="http://schemas.openxmlformats.org/drawingml/2006/main">
+                    <a:graphicData uri="http://schemas.openxmlformats.org/drawingml/2006/picture">
+                      <pic:pic xmlns:pic="http://schemas.openxmlformats.org/drawingml/2006/picture">
+                        <pic:nvPicPr>
+                          <pic:cNvPr id="1747193482" name="Picture 1747193482"/>
+                          <pic:cNvPicPr/>
+                        </pic:nvPicPr>
+                        <pic:blipFill>
+                          <a:blip r:embed="rId41" cstate="print">
+                            <a:extLst>
+                              <a:ext uri="{28A0092B-C50C-407E-A947-70E740481C1C}">
+                                <a14:useLocalDpi xmlns:a14="http://schemas.microsoft.com/office/drawing/2010/main" val="0"/>
+                              </a:ext>
+                            </a:extLst>
+                          </a:blip>
+                          <a:stretch>
+                            <a:fillRect/>
+                          </a:stretch>
+                        </pic:blipFill>
+                        <pic:spPr>
+                          <a:xfrm>
+                            <a:off x="0" y="0"/>
+                            <a:ext cx="2891790" cy="2169160"/>
+                          </a:xfrm>
+                          <a:prstGeom prst="rect">
+                            <a:avLst/>
+                          </a:prstGeom>
+                        </pic:spPr>
+                      </pic:pic>
+                    </a:graphicData>
+                  </a:graphic>
+                </wp:inline>
+              </w:drawing>
+            </w:r>
+          </w:p>
+        </w:tc>
+        <w:tc>
+          <w:tcPr>
+            <w:tcW w:w="3145" w:type="dxa"/>
+          </w:tcPr>
+          <w:p>
+            <w:pPr>
+              <w:rPr>
+                <w:rFonts w:ascii="Times New Roman" w:hAnsi="Times New Roman" w:cs="Times New Roman"/>
+              </w:rPr>
+            </w:pPr>
+            <w:r>
+              <w:rPr>
+                <w:rFonts w:ascii="Times New Roman" w:hAnsi="Times New Roman" w:cs="Times New Roman"/>
+              </w:rPr>
+              <w:t xml:space="preserve">Link: </w:t>
+            </w:r>
+            <w:hyperlink r:id="rId42" w:history="1">
+              <w:r>
+                <w:rPr>
+                  <w:rStyle w:val="Hyperlink"/>
+                  <w:rFonts w:ascii="Times New Roman" w:hAnsi="Times New Roman" w:cs="Times New Roman"/>
+                </w:rPr>
+                <w:t>https://commons.wikimedia.org/wiki/File:Salal_is_a_common_shrub_in_Mount_Rainier%27s_low_elevation_forests._(7e6b0360-2c17-45d0-ad37-e9413fa8e4c0).JPG</w:t>
+              </w:r>
+            </w:hyperlink>
+          </w:p>
+          <w:p>
+            <w:pPr>
+              <w:rPr>
+                <w:rFonts w:ascii="Times New Roman" w:hAnsi="Times New Roman" w:cs="Times New Roman"/>
+              </w:rPr>
+            </w:pPr>
+            <w:r>
+              <w:rPr>
+                <w:rFonts w:ascii="Times New Roman" w:hAnsi="Times New Roman" w:cs="Times New Roman"/>
+              </w:rPr>
+              <w:t xml:space="preserve">Photo by: </w:t>
+            </w:r>
+            <w:r>
+              <w:rPr>
+                <w:rFonts w:ascii="Times New Roman" w:hAnsi="Times New Roman" w:cs="Times New Roman"/>
+              </w:rPr>
+              <w:t>National Park Service</w:t>
+            </w:r>
+          </w:p>
+          <w:p>
+            <w:pPr>
+              <w:rPr>
+                <w:rFonts w:ascii="Times New Roman" w:hAnsi="Times New Roman" w:cs="Times New Roman"/>
+              </w:rPr>
+            </w:pPr>
+            <w:r>
+              <w:rPr>
+                <w:rFonts w:ascii="Times New Roman" w:hAnsi="Times New Roman" w:cs="Times New Roman"/>
+              </w:rPr>
+              <w:t>License: Public domain</w:t>
+            </w:r>
+          </w:p>
+        </w:tc>
+      </w:tr>
+      <w:tr>
+        <w:tc>
+          <w:tcPr>
+            <w:tcW w:w="1435" w:type="dxa"/>
+          </w:tcPr>
+          <w:p>
+            <w:pPr>
+              <w:rPr>
+                <w:rFonts w:ascii="Times New Roman" w:hAnsi="Times New Roman" w:cs="Times New Roman"/>
+              </w:rPr>
+            </w:pPr>
+            <w:r>
+              <w:rPr>
+                <w:rFonts w:ascii="Times New Roman" w:hAnsi="Times New Roman" w:cs="Times New Roman"/>
+              </w:rPr>
+              <w:t>Fireweed</w:t>
+            </w:r>
+          </w:p>
+        </w:tc>
+        <w:tc>
+          <w:tcPr>
+            <w:tcW w:w="4770" w:type="dxa"/>
+          </w:tcPr>
+          <w:p>
+            <w:pPr>
+              <w:rPr>
+                <w:rFonts w:ascii="Times New Roman" w:hAnsi="Times New Roman" w:cs="Times New Roman"/>
+              </w:rPr>
+            </w:pPr>
+            <w:r>
+              <w:rPr>
+                <w:rFonts w:ascii="Times New Roman" w:hAnsi="Times New Roman" w:cs="Times New Roman"/>
+                <w:noProof/>
+              </w:rPr>
+              <w:drawing>
+                <wp:inline distT="0" distB="0" distL="0" distR="0" wp14:anchorId="587F04F0" wp14:editId="34526243">
+                  <wp:extent cx="2891790" cy="2169160"/>
+                  <wp:effectExtent l="0" t="0" r="3810" b="2540"/>
+                  <wp:docPr id="988824114" name="Picture 4"/>
+                  <wp:cNvGraphicFramePr>
+                    <a:graphicFrameLocks xmlns:a="http://schemas.openxmlformats.org/drawingml/2006/main" noChangeAspect="1"/>
+                  </wp:cNvGraphicFramePr>
+                  <a:graphic xmlns:a="http://schemas.openxmlformats.org/drawingml/2006/main">
+                    <a:graphicData uri="http://schemas.openxmlformats.org/drawingml/2006/picture">
+                      <pic:pic xmlns:pic="http://schemas.openxmlformats.org/drawingml/2006/picture">
+                        <pic:nvPicPr>
+                          <pic:cNvPr id="988824114" name="Picture 988824114"/>
+                          <pic:cNvPicPr/>
+                        </pic:nvPicPr>
+                        <pic:blipFill>
+                          <a:blip r:embed="rId43" cstate="print">
+                            <a:extLst>
+                              <a:ext uri="{28A0092B-C50C-407E-A947-70E740481C1C}">
+                                <a14:useLocalDpi xmlns:a14="http://schemas.microsoft.com/office/drawing/2010/main" val="0"/>
+                              </a:ext>
+                            </a:extLst>
+                          </a:blip>
+                          <a:stretch>
+                            <a:fillRect/>
+                          </a:stretch>
+                        </pic:blipFill>
+                        <pic:spPr>
+                          <a:xfrm>
+                            <a:off x="0" y="0"/>
+                            <a:ext cx="2891790" cy="2169160"/>
+                          </a:xfrm>
+                          <a:prstGeom prst="rect">
+                            <a:avLst/>
+                          </a:prstGeom>
+                        </pic:spPr>
+                      </pic:pic>
+                    </a:graphicData>
+                  </a:graphic>
+                </wp:inline>
+              </w:drawing>
+            </w:r>
+          </w:p>
+        </w:tc>
+        <w:tc>
+          <w:tcPr>
+            <w:tcW w:w="3145" w:type="dxa"/>
+          </w:tcPr>
+          <w:p>
+            <w:pPr>
+              <w:rPr>
+                <w:rFonts w:ascii="Times New Roman" w:hAnsi="Times New Roman" w:cs="Times New Roman"/>
+              </w:rPr>
+            </w:pPr>
+            <w:r>
+              <w:rPr>
+                <w:rFonts w:ascii="Times New Roman" w:hAnsi="Times New Roman" w:cs="Times New Roman"/>
+              </w:rPr>
+              <w:t xml:space="preserve">Link: </w:t>
+            </w:r>
+            <w:hyperlink r:id="rId44" w:history="1">
+              <w:r>
+                <w:rPr>
+                  <w:rStyle w:val="Hyperlink"/>
+                  <w:rFonts w:ascii="Times New Roman" w:hAnsi="Times New Roman" w:cs="Times New Roman"/>
+                </w:rPr>
+                <w:t>https://commons.wikimedia.org/wiki/File:Chamaenerion_angustifolium-Tatry.jpg</w:t>
+              </w:r>
+            </w:hyperlink>
+          </w:p>
+          <w:p>
+            <w:pPr>
+              <w:rPr>
+                <w:rFonts w:ascii="Times New Roman" w:hAnsi="Times New Roman" w:cs="Times New Roman"/>
+              </w:rPr>
+            </w:pPr>
+            <w:r>
+              <w:rPr>
+                <w:rFonts w:ascii="Times New Roman" w:hAnsi="Times New Roman" w:cs="Times New Roman"/>
+              </w:rPr>
+              <w:t xml:space="preserve">Photo </w:t>
+            </w:r>
+            <w:r>
+              <w:rPr>
+                <w:rFonts w:ascii="Times New Roman" w:hAnsi="Times New Roman" w:cs="Times New Roman"/>
+              </w:rPr>
+              <w:t>by: Tamerlan</w:t>
+            </w:r>
+          </w:p>
+          <w:p>
+            <w:pPr>
+              <w:rPr>
+                <w:rFonts w:ascii="Times New Roman" w:hAnsi="Times New Roman" w:cs="Times New Roman"/>
+              </w:rPr>
+            </w:pPr>
+            <w:r>
+              <w:rPr>
+                <w:rFonts w:ascii="Times New Roman" w:hAnsi="Times New Roman" w:cs="Times New Roman"/>
+              </w:rPr>
+              <w:t>License: Public domain</w:t>
+            </w:r>
+          </w:p>
+        </w:tc>
+      </w:tr>
+      <w:tr>
+        <w:tc>
+          <w:tcPr>
+            <w:tcW w:w="1435" w:type="dxa"/>
+          </w:tcPr>
+          <w:p>
+            <w:pPr>
+              <w:rPr>
+                <w:rFonts w:ascii="Times New Roman" w:hAnsi="Times New Roman" w:cs="Times New Roman"/>
+              </w:rPr>
+            </w:pPr>
+            <w:r>
+              <w:rPr>
+                <w:rFonts w:ascii="Times New Roman" w:hAnsi="Times New Roman" w:cs="Times New Roman"/>
+              </w:rPr>
+              <w:lastRenderedPageBreak/>
+              <w:t>Wildflower Meadow</w:t>
+            </w:r>
+          </w:p>
+        </w:tc>
+        <w:tc>
+          <w:tcPr>
+            <w:tcW w:w="4770" w:type="dxa"/>
+          </w:tcPr>
+          <w:p>
+            <w:pPr>
+              <w:rPr>
+                <w:rFonts w:ascii="Times New Roman" w:hAnsi="Times New Roman" w:cs="Times New Roman"/>
+              </w:rPr>
+            </w:pPr>
+            <w:r>
+              <w:rPr>
+                <w:rFonts w:ascii="Times New Roman" w:hAnsi="Times New Roman" w:cs="Times New Roman"/>
+                <w:noProof/>
+              </w:rPr>
+              <w:drawing>
+                <wp:inline distT="0" distB="0" distL="0" distR="0" wp14:anchorId="76F9C372" wp14:editId="5EFE4DA2">
+                  <wp:extent cx="2891790" cy="2169160"/>
+                  <wp:effectExtent l="0" t="0" r="3810" b="2540"/>
+                  <wp:docPr id="886430251" name="Picture 5"/>
+                  <wp:cNvGraphicFramePr>
+                    <a:graphicFrameLocks xmlns:a="http://schemas.openxmlformats.org/drawingml/2006/main" noChangeAspect="1"/>
+                  </wp:cNvGraphicFramePr>
+                  <a:graphic xmlns:a="http://schemas.openxmlformats.org/drawingml/2006/main">
+                    <a:graphicData uri="http://schemas.openxmlformats.org/drawingml/2006/picture">
+                      <pic:pic xmlns:pic="http://schemas.openxmlformats.org/drawingml/2006/picture">
+                        <pic:nvPicPr>
+                          <pic:cNvPr id="886430251" name="Picture 886430251"/>
+                          <pic:cNvPicPr/>
+                        </pic:nvPicPr>
+                        <pic:blipFill>
+                          <a:blip r:embed="rId45" cstate="print">
+                            <a:extLst>
+                              <a:ext uri="{28A0092B-C50C-407E-A947-70E740481C1C}">
+                                <a14:useLocalDpi xmlns:a14="http://schemas.microsoft.com/office/drawing/2010/main" val="0"/>
+                              </a:ext>
+                            </a:extLst>
+                          </a:blip>
+                          <a:stretch>
+                            <a:fillRect/>
+                          </a:stretch>
+                        </pic:blipFill>
+                        <pic:spPr>
+                          <a:xfrm>
+                            <a:off x="0" y="0"/>
+                            <a:ext cx="2891790" cy="2169160"/>
+                          </a:xfrm>
+                          <a:prstGeom prst="rect">
+                            <a:avLst/>
+                          </a:prstGeom>
+                        </pic:spPr>
+                      </pic:pic>
+                    </a:graphicData>
+                  </a:graphic>
+                </wp:inline>
+              </w:drawing>
+            </w:r>
+          </w:p>
+        </w:tc>
+        <w:tc>
+          <w:tcPr>
+            <w:tcW w:w="3145" w:type="dxa"/>
+          </w:tcPr>
+          <w:p>
+            <w:pPr>
+              <w:rPr>
+                <w:rFonts w:ascii="Times New Roman" w:hAnsi="Times New Roman" w:cs="Times New Roman"/>
+              </w:rPr>
+            </w:pPr>
+            <w:r>
+              <w:rPr>
+                <w:rFonts w:ascii="Times New Roman" w:hAnsi="Times New Roman" w:cs="Times New Roman"/>
+              </w:rPr>
+              <w:t xml:space="preserve">Link: </w:t>
+            </w:r>
+            <w:hyperlink r:id="rId46" w:history="1">
+              <w:r>
+                <w:rPr>
+                  <w:rStyle w:val="Hyperlink"/>
+                  <w:rFonts w:ascii="Times New Roman" w:hAnsi="Times New Roman" w:cs="Times New Roman"/>
+                </w:rPr>
+                <w:t>https://commons.wikimedia.org/wiki/File:Wildflower_Meadow_(6997737191).jpg</w:t>
+              </w:r>
+            </w:hyperlink>
+          </w:p>
+          <w:p>
+            <w:pPr>
+              <w:rPr>
+                <w:rFonts w:ascii="Times New Roman" w:hAnsi="Times New Roman" w:cs="Times New Roman"/>
+              </w:rPr>
+            </w:pPr>
+            <w:r>
+              <w:rPr>
+                <w:rFonts w:ascii="Times New Roman" w:hAnsi="Times New Roman" w:cs="Times New Roman"/>
+              </w:rPr>
+              <w:t>Photo by: National Park Service</w:t>
+            </w:r>
+          </w:p>
+          <w:p>
+            <w:pPr>
+              <w:rPr>
+                <w:rFonts w:ascii="Times New Roman" w:hAnsi="Times New Roman" w:cs="Times New Roman"/>
+              </w:rPr>
+            </w:pPr>
+            <w:r>
+              <w:rPr>
+                <w:rFonts w:ascii="Times New Roman" w:hAnsi="Times New Roman" w:cs="Times New Roman"/>
+              </w:rPr>
+              <w:t>License: Public domain</w:t>
+            </w:r>
+          </w:p>
+        </w:tc>
+      </w:tr>
+    </w:tbl>
+    <w:p>
+      <w:pPr>
+        <w:rPr>
+          <w:rFonts w:ascii="Times New Roman" w:hAnsi="Times New Roman" w:cs="Times New Roman"/>
+        </w:rPr>
+      </w:pPr>
+    </w:p>
     <w:sectPr>
       <w:pgSz w:w="12240" w:h="15840"/>
       <w:pgMar w:top="1440" w:right="1440" w:bottom="1440" w:left="1440" w:header="720" w:footer="720" w:gutter="0"/>
@@ -3730,6 +5113,126 @@
     </w:sectPr>
   </w:body>
 </w:document>
+</file>
+
+<file path=word/numbering.xml><?xml version="1.0" encoding="utf-8"?>
+<w:numbering xmlns:wpc="http://schemas.microsoft.com/office/word/2010/wordprocessingCanvas" xmlns:cx="http://schemas.microsoft.com/office/drawing/2014/chartex" xmlns:cx1="http://schemas.microsoft.com/office/drawing/2015/9/8/chartex" xmlns:cx2="http://schemas.microsoft.com/office/drawing/2015/10/21/chartex" xmlns:cx3="http://schemas.microsoft.com/office/drawing/2016/5/9/chartex" xmlns:cx4="http://schemas.microsoft.com/office/drawing/2016/5/10/chartex" xmlns:cx5="http://schemas.microsoft.com/office/drawing/2016/5/11/chartex" xmlns:cx6="http://schemas.microsoft.com/office/drawing/2016/5/12/chartex" xmlns:cx7="http://schemas.microsoft.com/office/drawing/2016/5/13/chartex" xmlns:cx8="http://schemas.microsoft.com/office/drawing/2016/5/14/chartex" xmlns:mc="http://schemas.openxmlformats.org/markup-compatibility/2006" xmlns:aink="http://schemas.microsoft.com/office/drawing/2016/ink" xmlns:am3d="http://schemas.microsoft.com/office/drawing/2017/model3d" xmlns:o="urn:schemas-microsoft-com:office:office" xmlns:oel="http://schemas.microsoft.com/office/2019/extlst" xmlns:r="http://schemas.openxmlformats.org/officeDocument/2006/relationships" xmlns:m="http://schemas.openxmlformats.org/officeDocument/2006/math" xmlns:v="urn:schemas-microsoft-com:vml" xmlns:wp14="http://schemas.microsoft.com/office/word/2010/wordprocessingDrawing" xmlns:wp="http://schemas.openxmlformats.org/drawingml/2006/wordprocessingDrawing" xmlns:w10="urn:schemas-microsoft-com:office:word" xmlns:w="http://schemas.openxmlformats.org/wordprocessingml/2006/main" xmlns:w14="http://schemas.microsoft.com/office/word/2010/wordml" xmlns:w15="http://schemas.microsoft.com/office/word/2012/wordml" xmlns:w16cex="http://schemas.microsoft.com/office/word/2018/wordml/cex" xmlns:w16cid="http://schemas.microsoft.com/office/word/2016/wordml/cid" xmlns:w16="http://schemas.microsoft.com/office/word/2018/wordml" xmlns:w16du="http://schemas.microsoft.com/office/word/2023/wordml/word16du" xmlns:w16sdtdh="http://schemas.microsoft.com/office/word/2020/wordml/sdtdatahash" xmlns:w16sdtfl="http://schemas.microsoft.com/office/word/2024/wordml/sdtformatlock" xmlns:w16se="http://schemas.microsoft.com/office/word/2015/wordml/symex" xmlns:wpg="http://schemas.microsoft.com/office/word/2010/wordprocessingGroup" xmlns:wpi="http://schemas.microsoft.com/office/word/2010/wordprocessingInk" xmlns:wne="http://schemas.microsoft.com/office/word/2006/wordml" xmlns:wps="http://schemas.microsoft.com/office/word/2010/wordprocessingShape" mc:Ignorable="w14 w15 w16se w16cid w16 w16cex w16sdtdh w16sdtfl w16du wp14">
+  <w:abstractNum w:abstractNumId="0" w15:restartNumberingAfterBreak="0">
+    <w:nsid w:val="54017042"/>
+    <w:multiLevelType w:val="hybridMultilevel"/>
+    <w:tmpl w:val="3D486798"/>
+    <w:lvl w:ilvl="0" w:tplc="63DA2022">
+      <w:numFmt w:val="bullet"/>
+      <w:lvlText w:val="-"/>
+      <w:lvlJc w:val="left"/>
+      <w:pPr>
+        <w:ind w:left="720" w:hanging="360"/>
+      </w:pPr>
+      <w:rPr>
+        <w:rFonts w:ascii="Times New Roman" w:eastAsiaTheme="minorHAnsi" w:hAnsi="Times New Roman" w:cs="Times New Roman" w:hint="default"/>
+      </w:rPr>
+    </w:lvl>
+    <w:lvl w:ilvl="1" w:tplc="04090003" w:tentative="1">
+      <w:start w:val="1"/>
+      <w:numFmt w:val="bullet"/>
+      <w:lvlText w:val="o"/>
+      <w:lvlJc w:val="left"/>
+      <w:pPr>
+        <w:ind w:left="1440" w:hanging="360"/>
+      </w:pPr>
+      <w:rPr>
+        <w:rFonts w:ascii="Courier New" w:hAnsi="Courier New" w:cs="Courier New" w:hint="default"/>
+      </w:rPr>
+    </w:lvl>
+    <w:lvl w:ilvl="2" w:tplc="04090005" w:tentative="1">
+      <w:start w:val="1"/>
+      <w:numFmt w:val="bullet"/>
+      <w:lvlText w:val=""/>
+      <w:lvlJc w:val="left"/>
+      <w:pPr>
+        <w:ind w:left="2160" w:hanging="360"/>
+      </w:pPr>
+      <w:rPr>
+        <w:rFonts w:ascii="Wingdings" w:hAnsi="Wingdings" w:hint="default"/>
+      </w:rPr>
+    </w:lvl>
+    <w:lvl w:ilvl="3" w:tplc="04090001" w:tentative="1">
+      <w:start w:val="1"/>
+      <w:numFmt w:val="bullet"/>
+      <w:lvlText w:val=""/>
+      <w:lvlJc w:val="left"/>
+      <w:pPr>
+        <w:ind w:left="2880" w:hanging="360"/>
+      </w:pPr>
+      <w:rPr>
+        <w:rFonts w:ascii="Symbol" w:hAnsi="Symbol" w:hint="default"/>
+      </w:rPr>
+    </w:lvl>
+    <w:lvl w:ilvl="4" w:tplc="04090003" w:tentative="1">
+      <w:start w:val="1"/>
+      <w:numFmt w:val="bullet"/>
+      <w:lvlText w:val="o"/>
+      <w:lvlJc w:val="left"/>
+      <w:pPr>
+        <w:ind w:left="3600" w:hanging="360"/>
+      </w:pPr>
+      <w:rPr>
+        <w:rFonts w:ascii="Courier New" w:hAnsi="Courier New" w:cs="Courier New" w:hint="default"/>
+      </w:rPr>
+    </w:lvl>
+    <w:lvl w:ilvl="5" w:tplc="04090005" w:tentative="1">
+      <w:start w:val="1"/>
+      <w:numFmt w:val="bullet"/>
+      <w:lvlText w:val=""/>
+      <w:lvlJc w:val="left"/>
+      <w:pPr>
+        <w:ind w:left="4320" w:hanging="360"/>
+      </w:pPr>
+      <w:rPr>
+        <w:rFonts w:ascii="Wingdings" w:hAnsi="Wingdings" w:hint="default"/>
+      </w:rPr>
+    </w:lvl>
+    <w:lvl w:ilvl="6" w:tplc="04090001" w:tentative="1">
+      <w:start w:val="1"/>
+      <w:numFmt w:val="bullet"/>
+      <w:lvlText w:val=""/>
+      <w:lvlJc w:val="left"/>
+      <w:pPr>
+        <w:ind w:left="5040" w:hanging="360"/>
+      </w:pPr>
+      <w:rPr>
+        <w:rFonts w:ascii="Symbol" w:hAnsi="Symbol" w:hint="default"/>
+      </w:rPr>
+    </w:lvl>
+    <w:lvl w:ilvl="7" w:tplc="04090003" w:tentative="1">
+      <w:start w:val="1"/>
+      <w:numFmt w:val="bullet"/>
+      <w:lvlText w:val="o"/>
+      <w:lvlJc w:val="left"/>
+      <w:pPr>
+        <w:ind w:left="5760" w:hanging="360"/>
+      </w:pPr>
+      <w:rPr>
+        <w:rFonts w:ascii="Courier New" w:hAnsi="Courier New" w:cs="Courier New" w:hint="default"/>
+      </w:rPr>
+    </w:lvl>
+    <w:lvl w:ilvl="8" w:tplc="04090005" w:tentative="1">
+      <w:start w:val="1"/>
+      <w:numFmt w:val="bullet"/>
+      <w:lvlText w:val=""/>
+      <w:lvlJc w:val="left"/>
+      <w:pPr>
+        <w:ind w:left="6480" w:hanging="360"/>
+      </w:pPr>
+      <w:rPr>
+        <w:rFonts w:ascii="Wingdings" w:hAnsi="Wingdings" w:hint="default"/>
+      </w:rPr>
+    </w:lvl>
+  </w:abstractNum>
+  <w:num w:numId="1" w16cid:durableId="525796366">
+    <w:abstractNumId w:val="0"/>
+  </w:num>
+</w:numbering>
 </file>
 
 <file path=word/styles.xml><?xml version="1.0" encoding="utf-8"?>
@@ -4335,6 +5838,7 @@
   <w:style w:type="character" w:default="1" w:styleId="DefaultParagraphFont">
     <w:name w:val="Default Paragraph Font"/>
     <w:uiPriority w:val="1"/>
+    <w:semiHidden/>
     <w:unhideWhenUsed/>
   </w:style>
   <w:style w:type="table" w:default="1" w:styleId="TableNormal">
